--- a/其他人面试经历/秋招面经.docx
+++ b/其他人面试经历/秋招面经.docx
@@ -1,6 +1,6 @@
 
 <file path=word/document.xml><?xml version="1.0" encoding="utf-8"?>
-<w:document xmlns:wpc="http://schemas.microsoft.com/office/word/2010/wordprocessingCanvas" xmlns:cx="http://schemas.microsoft.com/office/drawing/2014/chartex" xmlns:cx1="http://schemas.microsoft.com/office/drawing/2015/9/8/chartex" xmlns:mc="http://schemas.openxmlformats.org/markup-compatibility/2006" xmlns:o="urn:schemas-microsoft-com:office:office" xmlns:r="http://schemas.openxmlformats.org/officeDocument/2006/relationships" xmlns:m="http://schemas.openxmlformats.org/officeDocument/2006/math" xmlns:v="urn:schemas-microsoft-com:vml" xmlns:wp14="http://schemas.microsoft.com/office/word/2010/wordprocessingDrawing" xmlns:wp="http://schemas.openxmlformats.org/drawingml/2006/wordprocessingDrawing" xmlns:w10="urn:schemas-microsoft-com:office:word" xmlns:w="http://schemas.openxmlformats.org/wordprocessingml/2006/main" xmlns:w14="http://schemas.microsoft.com/office/word/2010/wordml" xmlns:w15="http://schemas.microsoft.com/office/word/2012/wordml" xmlns:w16se="http://schemas.microsoft.com/office/word/2015/wordml/symex" xmlns:wpg="http://schemas.microsoft.com/office/word/2010/wordprocessingGroup" xmlns:wpi="http://schemas.microsoft.com/office/word/2010/wordprocessingInk" xmlns:wne="http://schemas.microsoft.com/office/word/2006/wordml" xmlns:wps="http://schemas.microsoft.com/office/word/2010/wordprocessingShape" mc:Ignorable="w14 w15 w16se wp14">
+<w:document xmlns:wpc="http://schemas.microsoft.com/office/word/2010/wordprocessingCanvas" xmlns:cx="http://schemas.microsoft.com/office/drawing/2014/chartex" xmlns:cx1="http://schemas.microsoft.com/office/drawing/2015/9/8/chartex" xmlns:cx2="http://schemas.microsoft.com/office/drawing/2015/10/21/chartex" xmlns:cx3="http://schemas.microsoft.com/office/drawing/2016/5/9/chartex" xmlns:cx4="http://schemas.microsoft.com/office/drawing/2016/5/10/chartex" xmlns:cx5="http://schemas.microsoft.com/office/drawing/2016/5/11/chartex" xmlns:cx6="http://schemas.microsoft.com/office/drawing/2016/5/12/chartex" xmlns:cx7="http://schemas.microsoft.com/office/drawing/2016/5/13/chartex" xmlns:cx8="http://schemas.microsoft.com/office/drawing/2016/5/14/chartex" xmlns:mc="http://schemas.openxmlformats.org/markup-compatibility/2006" xmlns:aink="http://schemas.microsoft.com/office/drawing/2016/ink" xmlns:am3d="http://schemas.microsoft.com/office/drawing/2017/model3d" xmlns:o="urn:schemas-microsoft-com:office:office" xmlns:r="http://schemas.openxmlformats.org/officeDocument/2006/relationships" xmlns:m="http://schemas.openxmlformats.org/officeDocument/2006/math" xmlns:v="urn:schemas-microsoft-com:vml" xmlns:wp14="http://schemas.microsoft.com/office/word/2010/wordprocessingDrawing" xmlns:wp="http://schemas.openxmlformats.org/drawingml/2006/wordprocessingDrawing" xmlns:w10="urn:schemas-microsoft-com:office:word" xmlns:w="http://schemas.openxmlformats.org/wordprocessingml/2006/main" xmlns:w14="http://schemas.microsoft.com/office/word/2010/wordml" xmlns:w15="http://schemas.microsoft.com/office/word/2012/wordml" xmlns:w16cex="http://schemas.microsoft.com/office/word/2018/wordml/cex" xmlns:w16cid="http://schemas.microsoft.com/office/word/2016/wordml/cid" xmlns:w16="http://schemas.microsoft.com/office/word/2018/wordml" xmlns:w16sdtdh="http://schemas.microsoft.com/office/word/2020/wordml/sdtdatahash" xmlns:w16se="http://schemas.microsoft.com/office/word/2015/wordml/symex" xmlns:wpg="http://schemas.microsoft.com/office/word/2010/wordprocessingGroup" xmlns:wpi="http://schemas.microsoft.com/office/word/2010/wordprocessingInk" xmlns:wne="http://schemas.microsoft.com/office/word/2006/wordml" xmlns:wps="http://schemas.microsoft.com/office/word/2010/wordprocessingShape" mc:Ignorable="w14 w15 w16se w16cid w16 w16cex w16sdtdh wp14">
   <w:body>
     <w:p>
       <w:pPr>
@@ -107,79 +107,23 @@
         <w:ind w:firstLine="480"/>
       </w:pPr>
       <w:r>
-        <w:t xml:space="preserve">First, I have a strong belief in the sector and development strategy that </w:t>
-      </w:r>
-      <w:proofErr w:type="spellStart"/>
-      <w:r>
-        <w:t>Midea</w:t>
-      </w:r>
-      <w:proofErr w:type="spellEnd"/>
-      <w:r>
-        <w:t xml:space="preserve"> is in. </w:t>
-      </w:r>
-      <w:proofErr w:type="spellStart"/>
-      <w:r>
-        <w:t>Midea</w:t>
-      </w:r>
-      <w:proofErr w:type="spellEnd"/>
-      <w:r>
-        <w:t xml:space="preserve"> is not only a traditional home appliance leader but also a global technology group. I have learned that </w:t>
-      </w:r>
-      <w:proofErr w:type="spellStart"/>
-      <w:r>
-        <w:t>Midea</w:t>
-      </w:r>
-      <w:proofErr w:type="spellEnd"/>
-      <w:r>
-        <w:t xml:space="preserve"> is vigorously promoting strategic transformations such as 'Smart Home' and 'Industrial Internet', which means that embedded technologies have extremely broad application scenarios and development space here. I am extremely eager to participate in the research and development of intelligent products that can serve millions of families and enterprises on such a top platform. This makes me feel very accomplished.</w:t>
-      </w:r>
-    </w:p>
-    <w:p>
-      <w:pPr>
-        <w:ind w:firstLine="480"/>
-      </w:pPr>
-      <w:r>
-        <w:t xml:space="preserve">Second, this position is highly compatible with my skills and development direction. I have self-studied STM32, have experience in Linux and driver development, and have also done many projects. </w:t>
-      </w:r>
-      <w:proofErr w:type="spellStart"/>
-      <w:r>
-        <w:t>Midea's</w:t>
-      </w:r>
-      <w:proofErr w:type="spellEnd"/>
-      <w:r>
-        <w:t xml:space="preserve"> embedded development will inevitably involve the control of intelligent hardware, the application of various sensor technologies, low-power design, and </w:t>
-      </w:r>
-      <w:proofErr w:type="spellStart"/>
-      <w:r>
-        <w:t>IoT</w:t>
-      </w:r>
-      <w:proofErr w:type="spellEnd"/>
-      <w:r>
-        <w:t xml:space="preserve"> connections, all of which are areas that I am very interested in and hope to delve deeply into. I hope my technology can truly be implemented here and generate value.</w:t>
-      </w:r>
-    </w:p>
-    <w:p>
-      <w:pPr>
-        <w:ind w:firstLine="480"/>
-      </w:pPr>
-      <w:r>
-        <w:t xml:space="preserve">Third, I believe that </w:t>
-      </w:r>
-      <w:proofErr w:type="spellStart"/>
-      <w:r>
-        <w:t>Midea</w:t>
-      </w:r>
-      <w:proofErr w:type="spellEnd"/>
-      <w:r>
-        <w:t xml:space="preserve"> is a place that can allow me to grow for a long time. </w:t>
-      </w:r>
-      <w:proofErr w:type="spellStart"/>
-      <w:r>
-        <w:t>Midea</w:t>
-      </w:r>
-      <w:proofErr w:type="spellEnd"/>
-      <w:r>
-        <w:t xml:space="preserve"> has a complete technical system and an expert team. I believe that here I can access the most cutting-edge projects, receive systematic training and exercise, and rapidly improve my professional capabilities. My technical enthusiasm and learning ability can be best exerted here.</w:t>
+        <w:t>First, I have a strong belief in the sector and development strategy that Midea is in. Midea is not only a traditional home appliance leader but also a global technology group. I have learned that Midea is vigorously promoting strategic transformations such as 'Smart Home' and 'Industrial Internet', which means that embedded technologies have extremely broad application scenarios and development space here. I am extremely eager to participate in the research and development of intelligent products that can serve millions of families and enterprises on such a top platform. This makes me feel very accomplished.</w:t>
+      </w:r>
+    </w:p>
+    <w:p>
+      <w:pPr>
+        <w:ind w:firstLine="480"/>
+      </w:pPr>
+      <w:r>
+        <w:t>Second, this position is highly compatible with my skills and development direction. I have self-studied STM32, have experience in Linux and driver development, and have also done many projects. Midea's embedded development will inevitably involve the control of intelligent hardware, the application of various sensor technologies, low-power design, and IoT connections, all of which are areas that I am very interested in and hope to delve deeply into. I hope my technology can truly be implemented here and generate value.</w:t>
+      </w:r>
+    </w:p>
+    <w:p>
+      <w:pPr>
+        <w:ind w:firstLine="480"/>
+      </w:pPr>
+      <w:r>
+        <w:t>Third, I believe that Midea is a place that can allow me to grow for a long time. Midea has a complete technical system and an expert team. I believe that here I can access the most cutting-edge projects, receive systematic training and exercise, and rapidly improve my professional capabilities. My technical enthusiasm and learning ability can be best exerted here.</w:t>
       </w:r>
     </w:p>
     <w:p>
@@ -285,11 +229,9 @@
       <w:r>
         <w:t>嵌入式开发必然会涉及到智能硬件的控制、各种传感器技术的应用、低功耗设计以及</w:t>
       </w:r>
-      <w:proofErr w:type="spellStart"/>
       <w:r>
         <w:t>IoT</w:t>
       </w:r>
-      <w:proofErr w:type="spellEnd"/>
       <w:r>
         <w:t>连接等，这些都是我非常感兴趣并希望深入钻研的领域。我希望我的技术能在这里真正落地，产生价值。</w:t>
       </w:r>
@@ -345,23 +287,7 @@
         <w:ind w:firstLine="480"/>
       </w:pPr>
       <w:r>
-        <w:t xml:space="preserve">In the next three years, I hope I have grown from a qualified developer to a professional embedded technology expert, capable of independently solving technical problems and contributing my core strength to </w:t>
-      </w:r>
-      <w:proofErr w:type="spellStart"/>
-      <w:r>
-        <w:t>Midea's</w:t>
-      </w:r>
-      <w:proofErr w:type="spellEnd"/>
-      <w:r>
-        <w:t xml:space="preserve"> product innovation and technological leadership. I believe that on a large platform like </w:t>
-      </w:r>
-      <w:proofErr w:type="spellStart"/>
-      <w:r>
-        <w:t>Midea</w:t>
-      </w:r>
-      <w:proofErr w:type="spellEnd"/>
-      <w:r>
-        <w:t>, this goal can be fully achieved.</w:t>
+        <w:t>In the next three years, I hope I have grown from a qualified developer to a professional embedded technology expert, capable of independently solving technical problems and contributing my core strength to Midea's product innovation and technological leadership. I believe that on a large platform like Midea, this goal can be fully achieved.</w:t>
       </w:r>
     </w:p>
     <w:p>
@@ -2264,14 +2190,12 @@
         </w:rPr>
         <w:t>答：</w:t>
       </w:r>
-      <w:proofErr w:type="spellStart"/>
       <w:r>
         <w:rPr>
           <w:rFonts w:hint="eastAsia"/>
         </w:rPr>
         <w:t>eMMC</w:t>
       </w:r>
-      <w:proofErr w:type="spellEnd"/>
       <w:r>
         <w:rPr>
           <w:rFonts w:hint="eastAsia"/>
@@ -2290,14 +2214,12 @@
         </w:rPr>
         <w:t>晶圆。</w:t>
       </w:r>
-      <w:proofErr w:type="spellStart"/>
       <w:r>
         <w:rPr>
           <w:rFonts w:hint="eastAsia"/>
         </w:rPr>
         <w:t>eMMC</w:t>
       </w:r>
-      <w:proofErr w:type="spellEnd"/>
       <w:r>
         <w:rPr>
           <w:rFonts w:hint="eastAsia"/>
@@ -2366,14 +2288,12 @@
         </w:rPr>
         <w:t>固件，只需要通过标准的</w:t>
       </w:r>
-      <w:proofErr w:type="spellStart"/>
       <w:r>
         <w:rPr>
           <w:rFonts w:hint="eastAsia"/>
         </w:rPr>
         <w:t>eMMC</w:t>
       </w:r>
-      <w:proofErr w:type="spellEnd"/>
       <w:r>
         <w:rPr>
           <w:rFonts w:hint="eastAsia"/>
@@ -2424,14 +2344,12 @@
         </w:rPr>
         <w:t>使用</w:t>
       </w:r>
-      <w:proofErr w:type="spellStart"/>
       <w:r>
         <w:rPr>
           <w:rFonts w:hint="eastAsia"/>
         </w:rPr>
         <w:t>eMMC</w:t>
       </w:r>
-      <w:proofErr w:type="spellEnd"/>
       <w:r>
         <w:rPr>
           <w:rFonts w:hint="eastAsia"/>
@@ -2486,14 +2404,12 @@
         </w:rPr>
         <w:t>）与主机（如手机</w:t>
       </w:r>
-      <w:proofErr w:type="spellStart"/>
       <w:r>
         <w:rPr>
           <w:rFonts w:hint="eastAsia"/>
         </w:rPr>
         <w:t>SoC</w:t>
       </w:r>
-      <w:proofErr w:type="spellEnd"/>
       <w:r>
         <w:rPr>
           <w:rFonts w:hint="eastAsia"/>
@@ -4058,20 +3974,241 @@
         </w:rPr>
         <w:t>、</w:t>
       </w:r>
+      <w:r>
+        <w:rPr>
+          <w:rFonts w:hint="eastAsia"/>
+        </w:rPr>
+        <w:t>struct</w:t>
+      </w:r>
+      <w:r>
+        <w:rPr>
+          <w:rFonts w:hint="eastAsia"/>
+        </w:rPr>
+        <w:t>大小如何计算，需要注意什么，</w:t>
+      </w:r>
+      <w:r>
+        <w:rPr>
+          <w:rFonts w:hint="eastAsia"/>
+        </w:rPr>
+        <w:t>3</w:t>
+      </w:r>
+      <w:r>
+        <w:t>2</w:t>
+      </w:r>
+      <w:r>
+        <w:rPr>
+          <w:rFonts w:hint="eastAsia"/>
+        </w:rPr>
+        <w:t>位和</w:t>
+      </w:r>
+      <w:r>
+        <w:rPr>
+          <w:rFonts w:hint="eastAsia"/>
+        </w:rPr>
+        <w:t>6</w:t>
+      </w:r>
+      <w:r>
+        <w:t>4</w:t>
+      </w:r>
+      <w:r>
+        <w:rPr>
+          <w:rFonts w:hint="eastAsia"/>
+        </w:rPr>
+        <w:t>位系统是怎么字对齐的（</w:t>
+      </w:r>
+      <w:r>
+        <w:rPr>
+          <w:rFonts w:hint="eastAsia"/>
+        </w:rPr>
+        <w:t>4</w:t>
+      </w:r>
+      <w:r>
+        <w:rPr>
+          <w:rFonts w:hint="eastAsia"/>
+        </w:rPr>
+        <w:t>个和</w:t>
+      </w:r>
+      <w:r>
+        <w:rPr>
+          <w:rFonts w:hint="eastAsia"/>
+        </w:rPr>
+        <w:t>8</w:t>
+      </w:r>
+      <w:r>
+        <w:rPr>
+          <w:rFonts w:hint="eastAsia"/>
+        </w:rPr>
+        <w:t>个）</w:t>
+      </w:r>
+    </w:p>
+    <w:p>
+      <w:pPr>
+        <w:ind w:firstLine="480"/>
+      </w:pPr>
+      <w:r>
+        <w:rPr>
+          <w:rFonts w:hint="eastAsia"/>
+        </w:rPr>
+        <w:t>6</w:t>
+      </w:r>
+      <w:r>
+        <w:rPr>
+          <w:rFonts w:hint="eastAsia"/>
+        </w:rPr>
+        <w:t>、</w:t>
+      </w:r>
       <w:proofErr w:type="spellStart"/>
       <w:r>
         <w:rPr>
           <w:rFonts w:hint="eastAsia"/>
         </w:rPr>
-        <w:t>struct</w:t>
+        <w:t>linux</w:t>
       </w:r>
       <w:proofErr w:type="spellEnd"/>
       <w:r>
         <w:rPr>
           <w:rFonts w:hint="eastAsia"/>
         </w:rPr>
-        <w:t>大小如何计算，需要注意什么，</w:t>
-      </w:r>
+        <w:t>查看内存和</w:t>
+      </w:r>
+      <w:proofErr w:type="spellStart"/>
+      <w:r>
+        <w:rPr>
+          <w:rFonts w:hint="eastAsia"/>
+        </w:rPr>
+        <w:t>cpu</w:t>
+      </w:r>
+      <w:proofErr w:type="spellEnd"/>
+      <w:r>
+        <w:rPr>
+          <w:rFonts w:hint="eastAsia"/>
+        </w:rPr>
+        <w:t>情况可以用哪些命令（</w:t>
+      </w:r>
+      <w:r>
+        <w:rPr>
+          <w:rFonts w:hint="eastAsia"/>
+        </w:rPr>
+        <w:t>df</w:t>
+      </w:r>
+      <w:r>
+        <w:rPr>
+          <w:rFonts w:hint="eastAsia"/>
+        </w:rPr>
+        <w:t>和</w:t>
+      </w:r>
+      <w:proofErr w:type="spellStart"/>
+      <w:r>
+        <w:rPr>
+          <w:rFonts w:hint="eastAsia"/>
+        </w:rPr>
+        <w:t>lscpu</w:t>
+      </w:r>
+      <w:proofErr w:type="spellEnd"/>
+      <w:r>
+        <w:rPr>
+          <w:rFonts w:hint="eastAsia"/>
+        </w:rPr>
+        <w:t>）</w:t>
+      </w:r>
+    </w:p>
+    <w:p>
+      <w:pPr>
+        <w:ind w:firstLine="480"/>
+      </w:pPr>
+      <w:r>
+        <w:rPr>
+          <w:rFonts w:hint="eastAsia"/>
+        </w:rPr>
+        <w:t>7</w:t>
+      </w:r>
+      <w:r>
+        <w:rPr>
+          <w:rFonts w:hint="eastAsia"/>
+        </w:rPr>
+        <w:t>、编写代码如何去调试</w:t>
+      </w:r>
+    </w:p>
+    <w:p>
+      <w:pPr>
+        <w:ind w:firstLine="480"/>
+      </w:pPr>
+      <w:r>
+        <w:rPr>
+          <w:rFonts w:hint="eastAsia"/>
+          <w:b/>
+        </w:rPr>
+        <w:t>二面（电话面）：</w:t>
+      </w:r>
+      <w:r>
+        <w:rPr>
+          <w:rFonts w:hint="eastAsia"/>
+        </w:rPr>
+        <w:t>1</w:t>
+      </w:r>
+      <w:r>
+        <w:rPr>
+          <w:rFonts w:hint="eastAsia"/>
+        </w:rPr>
+        <w:t>、介绍一下高压电池管理系统磁通门电流传感器具体做了哪些工作，在这个过程中遇到了什么问题，是如何去调试的</w:t>
+      </w:r>
+    </w:p>
+    <w:p>
+      <w:pPr>
+        <w:ind w:firstLine="480"/>
+      </w:pPr>
+      <w:r>
+        <w:rPr>
+          <w:rFonts w:hint="eastAsia"/>
+        </w:rPr>
+        <w:t>2</w:t>
+      </w:r>
+      <w:r>
+        <w:rPr>
+          <w:rFonts w:hint="eastAsia"/>
+        </w:rPr>
+        <w:t>、做过什么</w:t>
+      </w:r>
+      <w:proofErr w:type="spellStart"/>
+      <w:r>
+        <w:rPr>
+          <w:rFonts w:hint="eastAsia"/>
+        </w:rPr>
+        <w:t>linux</w:t>
+      </w:r>
+      <w:proofErr w:type="spellEnd"/>
+      <w:r>
+        <w:rPr>
+          <w:rFonts w:hint="eastAsia"/>
+        </w:rPr>
+        <w:t>相关的项目，在智能车载终端这个项目中，是如何实现数据采集的，主要采集的是哪几个参数。</w:t>
+      </w:r>
+      <w:r>
+        <w:rPr>
+          <w:rFonts w:hint="eastAsia"/>
+        </w:rPr>
+        <w:t>AP</w:t>
+      </w:r>
+      <w:r>
+        <w:t>3216</w:t>
+      </w:r>
+      <w:r>
+        <w:rPr>
+          <w:rFonts w:hint="eastAsia"/>
+        </w:rPr>
+        <w:t>C</w:t>
+      </w:r>
+      <w:r>
+        <w:rPr>
+          <w:rFonts w:hint="eastAsia"/>
+        </w:rPr>
+        <w:t>这个传感器是通过什么接口去进行驱动的</w:t>
+      </w:r>
+    </w:p>
+    <w:p>
+      <w:pPr>
+        <w:ind w:firstLine="480"/>
+      </w:pPr>
       <w:r>
         <w:rPr>
           <w:rFonts w:hint="eastAsia"/>
@@ -4079,291 +4216,66 @@
         <w:t>3</w:t>
       </w:r>
       <w:r>
-        <w:t>2</w:t>
-      </w:r>
-      <w:r>
-        <w:rPr>
-          <w:rFonts w:hint="eastAsia"/>
-        </w:rPr>
-        <w:t>位和</w:t>
-      </w:r>
-      <w:r>
-        <w:rPr>
-          <w:rFonts w:hint="eastAsia"/>
-        </w:rPr>
-        <w:t>6</w:t>
-      </w:r>
-      <w:r>
+        <w:rPr>
+          <w:rFonts w:hint="eastAsia"/>
+        </w:rPr>
+        <w:t>、</w:t>
+      </w:r>
+      <w:r>
+        <w:rPr>
+          <w:rFonts w:hint="eastAsia"/>
+        </w:rPr>
+        <w:t>i2c</w:t>
+      </w:r>
+      <w:r>
+        <w:rPr>
+          <w:rFonts w:hint="eastAsia"/>
+        </w:rPr>
+        <w:t>、</w:t>
+      </w:r>
+      <w:proofErr w:type="spellStart"/>
+      <w:r>
+        <w:rPr>
+          <w:rFonts w:hint="eastAsia"/>
+        </w:rPr>
+        <w:t>spi</w:t>
+      </w:r>
+      <w:proofErr w:type="spellEnd"/>
+      <w:r>
+        <w:rPr>
+          <w:rFonts w:hint="eastAsia"/>
+        </w:rPr>
+        <w:t>、</w:t>
+      </w:r>
+      <w:proofErr w:type="spellStart"/>
+      <w:r>
+        <w:rPr>
+          <w:rFonts w:hint="eastAsia"/>
+        </w:rPr>
+        <w:t>uart</w:t>
+      </w:r>
+      <w:proofErr w:type="spellEnd"/>
+      <w:r>
+        <w:rPr>
+          <w:rFonts w:hint="eastAsia"/>
+        </w:rPr>
+        <w:t>等通信协议主要用在哪几个部分</w:t>
+      </w:r>
+    </w:p>
+    <w:p>
+      <w:pPr>
+        <w:ind w:firstLine="480"/>
+      </w:pPr>
+      <w:r>
+        <w:rPr>
+          <w:rFonts w:hint="eastAsia"/>
+        </w:rPr>
         <w:t>4</w:t>
       </w:r>
       <w:r>
         <w:rPr>
           <w:rFonts w:hint="eastAsia"/>
         </w:rPr>
-        <w:t>位系统是怎么字对齐的（</w:t>
-      </w:r>
-      <w:r>
-        <w:rPr>
-          <w:rFonts w:hint="eastAsia"/>
-        </w:rPr>
-        <w:t>4</w:t>
-      </w:r>
-      <w:r>
-        <w:rPr>
-          <w:rFonts w:hint="eastAsia"/>
-        </w:rPr>
-        <w:t>个和</w:t>
-      </w:r>
-      <w:r>
-        <w:rPr>
-          <w:rFonts w:hint="eastAsia"/>
-        </w:rPr>
-        <w:t>8</w:t>
-      </w:r>
-      <w:r>
-        <w:rPr>
-          <w:rFonts w:hint="eastAsia"/>
-        </w:rPr>
-        <w:t>个）</w:t>
-      </w:r>
-    </w:p>
-    <w:p>
-      <w:pPr>
-        <w:ind w:firstLine="480"/>
-      </w:pPr>
-      <w:r>
-        <w:rPr>
-          <w:rFonts w:hint="eastAsia"/>
-        </w:rPr>
-        <w:t>6</w:t>
-      </w:r>
-      <w:r>
-        <w:rPr>
-          <w:rFonts w:hint="eastAsia"/>
-        </w:rPr>
-        <w:t>、</w:t>
-      </w:r>
-      <w:proofErr w:type="spellStart"/>
-      <w:r>
-        <w:rPr>
-          <w:rFonts w:hint="eastAsia"/>
-        </w:rPr>
-        <w:t>linux</w:t>
-      </w:r>
-      <w:proofErr w:type="spellEnd"/>
-      <w:r>
-        <w:rPr>
-          <w:rFonts w:hint="eastAsia"/>
-        </w:rPr>
-        <w:t>查看内存和</w:t>
-      </w:r>
-      <w:proofErr w:type="spellStart"/>
-      <w:r>
-        <w:rPr>
-          <w:rFonts w:hint="eastAsia"/>
-        </w:rPr>
-        <w:t>cpu</w:t>
-      </w:r>
-      <w:proofErr w:type="spellEnd"/>
-      <w:r>
-        <w:rPr>
-          <w:rFonts w:hint="eastAsia"/>
-        </w:rPr>
-        <w:t>情况可以用哪些命令（</w:t>
-      </w:r>
-      <w:proofErr w:type="spellStart"/>
-      <w:r>
-        <w:rPr>
-          <w:rFonts w:hint="eastAsia"/>
-        </w:rPr>
-        <w:t>df</w:t>
-      </w:r>
-      <w:proofErr w:type="spellEnd"/>
-      <w:r>
-        <w:rPr>
-          <w:rFonts w:hint="eastAsia"/>
-        </w:rPr>
-        <w:t>和</w:t>
-      </w:r>
-      <w:proofErr w:type="spellStart"/>
-      <w:r>
-        <w:rPr>
-          <w:rFonts w:hint="eastAsia"/>
-        </w:rPr>
-        <w:t>lscpu</w:t>
-      </w:r>
-      <w:proofErr w:type="spellEnd"/>
-      <w:r>
-        <w:rPr>
-          <w:rFonts w:hint="eastAsia"/>
-        </w:rPr>
-        <w:t>）</w:t>
-      </w:r>
-    </w:p>
-    <w:p>
-      <w:pPr>
-        <w:ind w:firstLine="480"/>
-      </w:pPr>
-      <w:r>
-        <w:rPr>
-          <w:rFonts w:hint="eastAsia"/>
-        </w:rPr>
-        <w:t>7</w:t>
-      </w:r>
-      <w:r>
-        <w:rPr>
-          <w:rFonts w:hint="eastAsia"/>
-        </w:rPr>
-        <w:t>、编写代码如何去调试</w:t>
-      </w:r>
-    </w:p>
-    <w:p>
-      <w:pPr>
-        <w:ind w:firstLine="480"/>
-      </w:pPr>
-      <w:r>
-        <w:rPr>
-          <w:rFonts w:hint="eastAsia"/>
-          <w:b/>
-        </w:rPr>
-        <w:t>二面（电话面）：</w:t>
-      </w:r>
-      <w:r>
-        <w:rPr>
-          <w:rFonts w:hint="eastAsia"/>
-        </w:rPr>
-        <w:t>1</w:t>
-      </w:r>
-      <w:r>
-        <w:rPr>
-          <w:rFonts w:hint="eastAsia"/>
-        </w:rPr>
-        <w:t>、介绍一下高压电池管理系统磁通门电流传感器具体做了哪些工作，在这个过程中遇到了什么问题，是如何去调试的</w:t>
-      </w:r>
-    </w:p>
-    <w:p>
-      <w:pPr>
-        <w:ind w:firstLine="480"/>
-      </w:pPr>
-      <w:r>
-        <w:rPr>
-          <w:rFonts w:hint="eastAsia"/>
-        </w:rPr>
-        <w:t>2</w:t>
-      </w:r>
-      <w:r>
-        <w:rPr>
-          <w:rFonts w:hint="eastAsia"/>
-        </w:rPr>
-        <w:t>、做过什么</w:t>
-      </w:r>
-      <w:proofErr w:type="spellStart"/>
-      <w:r>
-        <w:rPr>
-          <w:rFonts w:hint="eastAsia"/>
-        </w:rPr>
-        <w:t>linux</w:t>
-      </w:r>
-      <w:proofErr w:type="spellEnd"/>
-      <w:r>
-        <w:rPr>
-          <w:rFonts w:hint="eastAsia"/>
-        </w:rPr>
-        <w:t>相关的项目，在智能车载终端这个项目中，是如何实现数据采集的，主要采集的是哪几个参数。</w:t>
-      </w:r>
-      <w:r>
-        <w:rPr>
-          <w:rFonts w:hint="eastAsia"/>
-        </w:rPr>
-        <w:t>AP</w:t>
-      </w:r>
-      <w:r>
-        <w:t>3216</w:t>
-      </w:r>
-      <w:r>
-        <w:rPr>
-          <w:rFonts w:hint="eastAsia"/>
-        </w:rPr>
-        <w:t>C</w:t>
-      </w:r>
-      <w:r>
-        <w:rPr>
-          <w:rFonts w:hint="eastAsia"/>
-        </w:rPr>
-        <w:t>这个传感器是通过什么接口去进行驱动的</w:t>
-      </w:r>
-    </w:p>
-    <w:p>
-      <w:pPr>
-        <w:ind w:firstLine="480"/>
-      </w:pPr>
-      <w:r>
-        <w:rPr>
-          <w:rFonts w:hint="eastAsia"/>
-        </w:rPr>
-        <w:t>3</w:t>
-      </w:r>
-      <w:r>
-        <w:rPr>
-          <w:rFonts w:hint="eastAsia"/>
-        </w:rPr>
-        <w:t>、</w:t>
-      </w:r>
-      <w:r>
-        <w:rPr>
-          <w:rFonts w:hint="eastAsia"/>
-        </w:rPr>
-        <w:t>i2c</w:t>
-      </w:r>
-      <w:r>
-        <w:rPr>
-          <w:rFonts w:hint="eastAsia"/>
-        </w:rPr>
-        <w:t>、</w:t>
-      </w:r>
-      <w:proofErr w:type="spellStart"/>
-      <w:r>
-        <w:rPr>
-          <w:rFonts w:hint="eastAsia"/>
-        </w:rPr>
-        <w:t>spi</w:t>
-      </w:r>
-      <w:proofErr w:type="spellEnd"/>
-      <w:r>
-        <w:rPr>
-          <w:rFonts w:hint="eastAsia"/>
-        </w:rPr>
-        <w:t>、</w:t>
-      </w:r>
-      <w:proofErr w:type="spellStart"/>
-      <w:r>
-        <w:rPr>
-          <w:rFonts w:hint="eastAsia"/>
-        </w:rPr>
-        <w:t>uart</w:t>
-      </w:r>
-      <w:proofErr w:type="spellEnd"/>
-      <w:r>
-        <w:rPr>
-          <w:rFonts w:hint="eastAsia"/>
-        </w:rPr>
-        <w:t>等通信协议主要用在哪几个部分</w:t>
-      </w:r>
-    </w:p>
-    <w:p>
-      <w:pPr>
-        <w:ind w:firstLine="480"/>
-      </w:pPr>
-      <w:r>
-        <w:rPr>
-          <w:rFonts w:hint="eastAsia"/>
-        </w:rPr>
-        <w:t>4</w:t>
-      </w:r>
-      <w:r>
-        <w:rPr>
-          <w:rFonts w:hint="eastAsia"/>
-        </w:rPr>
         <w:t>、你觉得嵌入式涉及哪些领域</w:t>
       </w:r>
     </w:p>
@@ -4383,14 +4295,12 @@
         </w:rPr>
         <w:t>、发挥你的想象，嵌入式怎么和现在的大模型结合起来；你觉得</w:t>
       </w:r>
-      <w:proofErr w:type="spellStart"/>
       <w:r>
         <w:rPr>
           <w:rFonts w:hint="eastAsia"/>
         </w:rPr>
         <w:t>ai</w:t>
       </w:r>
-      <w:proofErr w:type="spellEnd"/>
       <w:r>
         <w:rPr>
           <w:rFonts w:hint="eastAsia"/>
@@ -5443,14 +5353,12 @@
         </w:rPr>
         <w:t>、</w:t>
       </w:r>
-      <w:proofErr w:type="spellStart"/>
       <w:r>
         <w:rPr>
           <w:rFonts w:hint="eastAsia"/>
         </w:rPr>
         <w:t>struct</w:t>
       </w:r>
-      <w:proofErr w:type="spellEnd"/>
       <w:r>
         <w:rPr>
           <w:rFonts w:hint="eastAsia"/>
@@ -7510,14 +7418,12 @@
         </w:rPr>
         <w:t>不能做面向对象嘛，如何实现（</w:t>
       </w:r>
-      <w:proofErr w:type="spellStart"/>
       <w:r>
         <w:rPr>
           <w:rFonts w:hint="eastAsia"/>
         </w:rPr>
         <w:t>struct</w:t>
       </w:r>
-      <w:proofErr w:type="spellEnd"/>
       <w:r>
         <w:rPr>
           <w:rFonts w:hint="eastAsia"/>
@@ -10789,8 +10695,6 @@
         </w:rPr>
         <w:t>反问：应届生的培养机制</w:t>
       </w:r>
-      <w:bookmarkStart w:id="11" w:name="_GoBack"/>
-      <w:bookmarkEnd w:id="11"/>
     </w:p>
     <w:sectPr>
       <w:headerReference w:type="even" r:id="rId6"/>
@@ -10809,7 +10713,7 @@
 </file>
 
 <file path=word/endnotes.xml><?xml version="1.0" encoding="utf-8"?>
-<w:endnotes xmlns:wpc="http://schemas.microsoft.com/office/word/2010/wordprocessingCanvas" xmlns:cx="http://schemas.microsoft.com/office/drawing/2014/chartex" xmlns:cx1="http://schemas.microsoft.com/office/drawing/2015/9/8/chartex" xmlns:mc="http://schemas.openxmlformats.org/markup-compatibility/2006" xmlns:o="urn:schemas-microsoft-com:office:office" xmlns:r="http://schemas.openxmlformats.org/officeDocument/2006/relationships" xmlns:m="http://schemas.openxmlformats.org/officeDocument/2006/math" xmlns:v="urn:schemas-microsoft-com:vml" xmlns:wp14="http://schemas.microsoft.com/office/word/2010/wordprocessingDrawing" xmlns:wp="http://schemas.openxmlformats.org/drawingml/2006/wordprocessingDrawing" xmlns:w10="urn:schemas-microsoft-com:office:word" xmlns:w="http://schemas.openxmlformats.org/wordprocessingml/2006/main" xmlns:w14="http://schemas.microsoft.com/office/word/2010/wordml" xmlns:w15="http://schemas.microsoft.com/office/word/2012/wordml" xmlns:w16se="http://schemas.microsoft.com/office/word/2015/wordml/symex" xmlns:wpg="http://schemas.microsoft.com/office/word/2010/wordprocessingGroup" xmlns:wpi="http://schemas.microsoft.com/office/word/2010/wordprocessingInk" xmlns:wne="http://schemas.microsoft.com/office/word/2006/wordml" xmlns:wps="http://schemas.microsoft.com/office/word/2010/wordprocessingShape" mc:Ignorable="w14 w15 w16se wp14">
+<w:endnotes xmlns:wpc="http://schemas.microsoft.com/office/word/2010/wordprocessingCanvas" xmlns:cx="http://schemas.microsoft.com/office/drawing/2014/chartex" xmlns:cx1="http://schemas.microsoft.com/office/drawing/2015/9/8/chartex" xmlns:cx2="http://schemas.microsoft.com/office/drawing/2015/10/21/chartex" xmlns:cx3="http://schemas.microsoft.com/office/drawing/2016/5/9/chartex" xmlns:cx4="http://schemas.microsoft.com/office/drawing/2016/5/10/chartex" xmlns:cx5="http://schemas.microsoft.com/office/drawing/2016/5/11/chartex" xmlns:cx6="http://schemas.microsoft.com/office/drawing/2016/5/12/chartex" xmlns:cx7="http://schemas.microsoft.com/office/drawing/2016/5/13/chartex" xmlns:cx8="http://schemas.microsoft.com/office/drawing/2016/5/14/chartex" xmlns:mc="http://schemas.openxmlformats.org/markup-compatibility/2006" xmlns:aink="http://schemas.microsoft.com/office/drawing/2016/ink" xmlns:am3d="http://schemas.microsoft.com/office/drawing/2017/model3d" xmlns:o="urn:schemas-microsoft-com:office:office" xmlns:r="http://schemas.openxmlformats.org/officeDocument/2006/relationships" xmlns:m="http://schemas.openxmlformats.org/officeDocument/2006/math" xmlns:v="urn:schemas-microsoft-com:vml" xmlns:wp14="http://schemas.microsoft.com/office/word/2010/wordprocessingDrawing" xmlns:wp="http://schemas.openxmlformats.org/drawingml/2006/wordprocessingDrawing" xmlns:w10="urn:schemas-microsoft-com:office:word" xmlns:w="http://schemas.openxmlformats.org/wordprocessingml/2006/main" xmlns:w14="http://schemas.microsoft.com/office/word/2010/wordml" xmlns:w15="http://schemas.microsoft.com/office/word/2012/wordml" xmlns:w16cex="http://schemas.microsoft.com/office/word/2018/wordml/cex" xmlns:w16cid="http://schemas.microsoft.com/office/word/2016/wordml/cid" xmlns:w16="http://schemas.microsoft.com/office/word/2018/wordml" xmlns:w16sdtdh="http://schemas.microsoft.com/office/word/2020/wordml/sdtdatahash" xmlns:w16se="http://schemas.microsoft.com/office/word/2015/wordml/symex" xmlns:wpg="http://schemas.microsoft.com/office/word/2010/wordprocessingGroup" xmlns:wpi="http://schemas.microsoft.com/office/word/2010/wordprocessingInk" xmlns:wne="http://schemas.microsoft.com/office/word/2006/wordml" xmlns:wps="http://schemas.microsoft.com/office/word/2010/wordprocessingShape" mc:Ignorable="w14 w15 w16se w16cid w16 w16cex w16sdtdh wp14">
   <w:endnote w:type="separator" w:id="-1">
     <w:p>
       <w:pPr>
@@ -10834,7 +10738,7 @@
 </file>
 
 <file path=word/footer1.xml><?xml version="1.0" encoding="utf-8"?>
-<w:ftr xmlns:wpc="http://schemas.microsoft.com/office/word/2010/wordprocessingCanvas" xmlns:cx="http://schemas.microsoft.com/office/drawing/2014/chartex" xmlns:cx1="http://schemas.microsoft.com/office/drawing/2015/9/8/chartex" xmlns:mc="http://schemas.openxmlformats.org/markup-compatibility/2006" xmlns:o="urn:schemas-microsoft-com:office:office" xmlns:r="http://schemas.openxmlformats.org/officeDocument/2006/relationships" xmlns:m="http://schemas.openxmlformats.org/officeDocument/2006/math" xmlns:v="urn:schemas-microsoft-com:vml" xmlns:wp14="http://schemas.microsoft.com/office/word/2010/wordprocessingDrawing" xmlns:wp="http://schemas.openxmlformats.org/drawingml/2006/wordprocessingDrawing" xmlns:w10="urn:schemas-microsoft-com:office:word" xmlns:w="http://schemas.openxmlformats.org/wordprocessingml/2006/main" xmlns:w14="http://schemas.microsoft.com/office/word/2010/wordml" xmlns:w15="http://schemas.microsoft.com/office/word/2012/wordml" xmlns:w16se="http://schemas.microsoft.com/office/word/2015/wordml/symex" xmlns:wpg="http://schemas.microsoft.com/office/word/2010/wordprocessingGroup" xmlns:wpi="http://schemas.microsoft.com/office/word/2010/wordprocessingInk" xmlns:wne="http://schemas.microsoft.com/office/word/2006/wordml" xmlns:wps="http://schemas.microsoft.com/office/word/2010/wordprocessingShape" mc:Ignorable="w14 w15 w16se wp14">
+<w:ftr xmlns:wpc="http://schemas.microsoft.com/office/word/2010/wordprocessingCanvas" xmlns:cx="http://schemas.microsoft.com/office/drawing/2014/chartex" xmlns:cx1="http://schemas.microsoft.com/office/drawing/2015/9/8/chartex" xmlns:cx2="http://schemas.microsoft.com/office/drawing/2015/10/21/chartex" xmlns:cx3="http://schemas.microsoft.com/office/drawing/2016/5/9/chartex" xmlns:cx4="http://schemas.microsoft.com/office/drawing/2016/5/10/chartex" xmlns:cx5="http://schemas.microsoft.com/office/drawing/2016/5/11/chartex" xmlns:cx6="http://schemas.microsoft.com/office/drawing/2016/5/12/chartex" xmlns:cx7="http://schemas.microsoft.com/office/drawing/2016/5/13/chartex" xmlns:cx8="http://schemas.microsoft.com/office/drawing/2016/5/14/chartex" xmlns:mc="http://schemas.openxmlformats.org/markup-compatibility/2006" xmlns:aink="http://schemas.microsoft.com/office/drawing/2016/ink" xmlns:am3d="http://schemas.microsoft.com/office/drawing/2017/model3d" xmlns:o="urn:schemas-microsoft-com:office:office" xmlns:r="http://schemas.openxmlformats.org/officeDocument/2006/relationships" xmlns:m="http://schemas.openxmlformats.org/officeDocument/2006/math" xmlns:v="urn:schemas-microsoft-com:vml" xmlns:wp14="http://schemas.microsoft.com/office/word/2010/wordprocessingDrawing" xmlns:wp="http://schemas.openxmlformats.org/drawingml/2006/wordprocessingDrawing" xmlns:w10="urn:schemas-microsoft-com:office:word" xmlns:w="http://schemas.openxmlformats.org/wordprocessingml/2006/main" xmlns:w14="http://schemas.microsoft.com/office/word/2010/wordml" xmlns:w15="http://schemas.microsoft.com/office/word/2012/wordml" xmlns:w16cex="http://schemas.microsoft.com/office/word/2018/wordml/cex" xmlns:w16cid="http://schemas.microsoft.com/office/word/2016/wordml/cid" xmlns:w16="http://schemas.microsoft.com/office/word/2018/wordml" xmlns:w16sdtdh="http://schemas.microsoft.com/office/word/2020/wordml/sdtdatahash" xmlns:w16se="http://schemas.microsoft.com/office/word/2015/wordml/symex" xmlns:wpg="http://schemas.microsoft.com/office/word/2010/wordprocessingGroup" xmlns:wpi="http://schemas.microsoft.com/office/word/2010/wordprocessingInk" xmlns:wne="http://schemas.microsoft.com/office/word/2006/wordml" xmlns:wps="http://schemas.microsoft.com/office/word/2010/wordprocessingShape" mc:Ignorable="w14 w15 w16se w16cid w16 w16cex w16sdtdh wp14">
   <w:p>
     <w:pPr>
       <w:pStyle w:val="a5"/>
@@ -10845,7 +10749,7 @@
 </file>
 
 <file path=word/footer2.xml><?xml version="1.0" encoding="utf-8"?>
-<w:ftr xmlns:wpc="http://schemas.microsoft.com/office/word/2010/wordprocessingCanvas" xmlns:cx="http://schemas.microsoft.com/office/drawing/2014/chartex" xmlns:cx1="http://schemas.microsoft.com/office/drawing/2015/9/8/chartex" xmlns:mc="http://schemas.openxmlformats.org/markup-compatibility/2006" xmlns:o="urn:schemas-microsoft-com:office:office" xmlns:r="http://schemas.openxmlformats.org/officeDocument/2006/relationships" xmlns:m="http://schemas.openxmlformats.org/officeDocument/2006/math" xmlns:v="urn:schemas-microsoft-com:vml" xmlns:wp14="http://schemas.microsoft.com/office/word/2010/wordprocessingDrawing" xmlns:wp="http://schemas.openxmlformats.org/drawingml/2006/wordprocessingDrawing" xmlns:w10="urn:schemas-microsoft-com:office:word" xmlns:w="http://schemas.openxmlformats.org/wordprocessingml/2006/main" xmlns:w14="http://schemas.microsoft.com/office/word/2010/wordml" xmlns:w15="http://schemas.microsoft.com/office/word/2012/wordml" xmlns:w16se="http://schemas.microsoft.com/office/word/2015/wordml/symex" xmlns:wpg="http://schemas.microsoft.com/office/word/2010/wordprocessingGroup" xmlns:wpi="http://schemas.microsoft.com/office/word/2010/wordprocessingInk" xmlns:wne="http://schemas.microsoft.com/office/word/2006/wordml" xmlns:wps="http://schemas.microsoft.com/office/word/2010/wordprocessingShape" mc:Ignorable="w14 w15 w16se wp14">
+<w:ftr xmlns:wpc="http://schemas.microsoft.com/office/word/2010/wordprocessingCanvas" xmlns:cx="http://schemas.microsoft.com/office/drawing/2014/chartex" xmlns:cx1="http://schemas.microsoft.com/office/drawing/2015/9/8/chartex" xmlns:cx2="http://schemas.microsoft.com/office/drawing/2015/10/21/chartex" xmlns:cx3="http://schemas.microsoft.com/office/drawing/2016/5/9/chartex" xmlns:cx4="http://schemas.microsoft.com/office/drawing/2016/5/10/chartex" xmlns:cx5="http://schemas.microsoft.com/office/drawing/2016/5/11/chartex" xmlns:cx6="http://schemas.microsoft.com/office/drawing/2016/5/12/chartex" xmlns:cx7="http://schemas.microsoft.com/office/drawing/2016/5/13/chartex" xmlns:cx8="http://schemas.microsoft.com/office/drawing/2016/5/14/chartex" xmlns:mc="http://schemas.openxmlformats.org/markup-compatibility/2006" xmlns:aink="http://schemas.microsoft.com/office/drawing/2016/ink" xmlns:am3d="http://schemas.microsoft.com/office/drawing/2017/model3d" xmlns:o="urn:schemas-microsoft-com:office:office" xmlns:r="http://schemas.openxmlformats.org/officeDocument/2006/relationships" xmlns:m="http://schemas.openxmlformats.org/officeDocument/2006/math" xmlns:v="urn:schemas-microsoft-com:vml" xmlns:wp14="http://schemas.microsoft.com/office/word/2010/wordprocessingDrawing" xmlns:wp="http://schemas.openxmlformats.org/drawingml/2006/wordprocessingDrawing" xmlns:w10="urn:schemas-microsoft-com:office:word" xmlns:w="http://schemas.openxmlformats.org/wordprocessingml/2006/main" xmlns:w14="http://schemas.microsoft.com/office/word/2010/wordml" xmlns:w15="http://schemas.microsoft.com/office/word/2012/wordml" xmlns:w16cex="http://schemas.microsoft.com/office/word/2018/wordml/cex" xmlns:w16cid="http://schemas.microsoft.com/office/word/2016/wordml/cid" xmlns:w16="http://schemas.microsoft.com/office/word/2018/wordml" xmlns:w16sdtdh="http://schemas.microsoft.com/office/word/2020/wordml/sdtdatahash" xmlns:w16se="http://schemas.microsoft.com/office/word/2015/wordml/symex" xmlns:wpg="http://schemas.microsoft.com/office/word/2010/wordprocessingGroup" xmlns:wpi="http://schemas.microsoft.com/office/word/2010/wordprocessingInk" xmlns:wne="http://schemas.microsoft.com/office/word/2006/wordml" xmlns:wps="http://schemas.microsoft.com/office/word/2010/wordprocessingShape" mc:Ignorable="w14 w15 w16se w16cid w16 w16cex w16sdtdh wp14">
   <w:p>
     <w:pPr>
       <w:pStyle w:val="a5"/>
@@ -10856,7 +10760,7 @@
 </file>
 
 <file path=word/footer3.xml><?xml version="1.0" encoding="utf-8"?>
-<w:ftr xmlns:wpc="http://schemas.microsoft.com/office/word/2010/wordprocessingCanvas" xmlns:cx="http://schemas.microsoft.com/office/drawing/2014/chartex" xmlns:cx1="http://schemas.microsoft.com/office/drawing/2015/9/8/chartex" xmlns:mc="http://schemas.openxmlformats.org/markup-compatibility/2006" xmlns:o="urn:schemas-microsoft-com:office:office" xmlns:r="http://schemas.openxmlformats.org/officeDocument/2006/relationships" xmlns:m="http://schemas.openxmlformats.org/officeDocument/2006/math" xmlns:v="urn:schemas-microsoft-com:vml" xmlns:wp14="http://schemas.microsoft.com/office/word/2010/wordprocessingDrawing" xmlns:wp="http://schemas.openxmlformats.org/drawingml/2006/wordprocessingDrawing" xmlns:w10="urn:schemas-microsoft-com:office:word" xmlns:w="http://schemas.openxmlformats.org/wordprocessingml/2006/main" xmlns:w14="http://schemas.microsoft.com/office/word/2010/wordml" xmlns:w15="http://schemas.microsoft.com/office/word/2012/wordml" xmlns:w16se="http://schemas.microsoft.com/office/word/2015/wordml/symex" xmlns:wpg="http://schemas.microsoft.com/office/word/2010/wordprocessingGroup" xmlns:wpi="http://schemas.microsoft.com/office/word/2010/wordprocessingInk" xmlns:wne="http://schemas.microsoft.com/office/word/2006/wordml" xmlns:wps="http://schemas.microsoft.com/office/word/2010/wordprocessingShape" mc:Ignorable="w14 w15 w16se wp14">
+<w:ftr xmlns:wpc="http://schemas.microsoft.com/office/word/2010/wordprocessingCanvas" xmlns:cx="http://schemas.microsoft.com/office/drawing/2014/chartex" xmlns:cx1="http://schemas.microsoft.com/office/drawing/2015/9/8/chartex" xmlns:cx2="http://schemas.microsoft.com/office/drawing/2015/10/21/chartex" xmlns:cx3="http://schemas.microsoft.com/office/drawing/2016/5/9/chartex" xmlns:cx4="http://schemas.microsoft.com/office/drawing/2016/5/10/chartex" xmlns:cx5="http://schemas.microsoft.com/office/drawing/2016/5/11/chartex" xmlns:cx6="http://schemas.microsoft.com/office/drawing/2016/5/12/chartex" xmlns:cx7="http://schemas.microsoft.com/office/drawing/2016/5/13/chartex" xmlns:cx8="http://schemas.microsoft.com/office/drawing/2016/5/14/chartex" xmlns:mc="http://schemas.openxmlformats.org/markup-compatibility/2006" xmlns:aink="http://schemas.microsoft.com/office/drawing/2016/ink" xmlns:am3d="http://schemas.microsoft.com/office/drawing/2017/model3d" xmlns:o="urn:schemas-microsoft-com:office:office" xmlns:r="http://schemas.openxmlformats.org/officeDocument/2006/relationships" xmlns:m="http://schemas.openxmlformats.org/officeDocument/2006/math" xmlns:v="urn:schemas-microsoft-com:vml" xmlns:wp14="http://schemas.microsoft.com/office/word/2010/wordprocessingDrawing" xmlns:wp="http://schemas.openxmlformats.org/drawingml/2006/wordprocessingDrawing" xmlns:w10="urn:schemas-microsoft-com:office:word" xmlns:w="http://schemas.openxmlformats.org/wordprocessingml/2006/main" xmlns:w14="http://schemas.microsoft.com/office/word/2010/wordml" xmlns:w15="http://schemas.microsoft.com/office/word/2012/wordml" xmlns:w16cex="http://schemas.microsoft.com/office/word/2018/wordml/cex" xmlns:w16cid="http://schemas.microsoft.com/office/word/2016/wordml/cid" xmlns:w16="http://schemas.microsoft.com/office/word/2018/wordml" xmlns:w16sdtdh="http://schemas.microsoft.com/office/word/2020/wordml/sdtdatahash" xmlns:w16se="http://schemas.microsoft.com/office/word/2015/wordml/symex" xmlns:wpg="http://schemas.microsoft.com/office/word/2010/wordprocessingGroup" xmlns:wpi="http://schemas.microsoft.com/office/word/2010/wordprocessingInk" xmlns:wne="http://schemas.microsoft.com/office/word/2006/wordml" xmlns:wps="http://schemas.microsoft.com/office/word/2010/wordprocessingShape" mc:Ignorable="w14 w15 w16se w16cid w16 w16cex w16sdtdh wp14">
   <w:p>
     <w:pPr>
       <w:pStyle w:val="a5"/>
@@ -10867,7 +10771,7 @@
 </file>
 
 <file path=word/footnotes.xml><?xml version="1.0" encoding="utf-8"?>
-<w:footnotes xmlns:wpc="http://schemas.microsoft.com/office/word/2010/wordprocessingCanvas" xmlns:cx="http://schemas.microsoft.com/office/drawing/2014/chartex" xmlns:cx1="http://schemas.microsoft.com/office/drawing/2015/9/8/chartex" xmlns:mc="http://schemas.openxmlformats.org/markup-compatibility/2006" xmlns:o="urn:schemas-microsoft-com:office:office" xmlns:r="http://schemas.openxmlformats.org/officeDocument/2006/relationships" xmlns:m="http://schemas.openxmlformats.org/officeDocument/2006/math" xmlns:v="urn:schemas-microsoft-com:vml" xmlns:wp14="http://schemas.microsoft.com/office/word/2010/wordprocessingDrawing" xmlns:wp="http://schemas.openxmlformats.org/drawingml/2006/wordprocessingDrawing" xmlns:w10="urn:schemas-microsoft-com:office:word" xmlns:w="http://schemas.openxmlformats.org/wordprocessingml/2006/main" xmlns:w14="http://schemas.microsoft.com/office/word/2010/wordml" xmlns:w15="http://schemas.microsoft.com/office/word/2012/wordml" xmlns:w16se="http://schemas.microsoft.com/office/word/2015/wordml/symex" xmlns:wpg="http://schemas.microsoft.com/office/word/2010/wordprocessingGroup" xmlns:wpi="http://schemas.microsoft.com/office/word/2010/wordprocessingInk" xmlns:wne="http://schemas.microsoft.com/office/word/2006/wordml" xmlns:wps="http://schemas.microsoft.com/office/word/2010/wordprocessingShape" mc:Ignorable="w14 w15 w16se wp14">
+<w:footnotes xmlns:wpc="http://schemas.microsoft.com/office/word/2010/wordprocessingCanvas" xmlns:cx="http://schemas.microsoft.com/office/drawing/2014/chartex" xmlns:cx1="http://schemas.microsoft.com/office/drawing/2015/9/8/chartex" xmlns:cx2="http://schemas.microsoft.com/office/drawing/2015/10/21/chartex" xmlns:cx3="http://schemas.microsoft.com/office/drawing/2016/5/9/chartex" xmlns:cx4="http://schemas.microsoft.com/office/drawing/2016/5/10/chartex" xmlns:cx5="http://schemas.microsoft.com/office/drawing/2016/5/11/chartex" xmlns:cx6="http://schemas.microsoft.com/office/drawing/2016/5/12/chartex" xmlns:cx7="http://schemas.microsoft.com/office/drawing/2016/5/13/chartex" xmlns:cx8="http://schemas.microsoft.com/office/drawing/2016/5/14/chartex" xmlns:mc="http://schemas.openxmlformats.org/markup-compatibility/2006" xmlns:aink="http://schemas.microsoft.com/office/drawing/2016/ink" xmlns:am3d="http://schemas.microsoft.com/office/drawing/2017/model3d" xmlns:o="urn:schemas-microsoft-com:office:office" xmlns:r="http://schemas.openxmlformats.org/officeDocument/2006/relationships" xmlns:m="http://schemas.openxmlformats.org/officeDocument/2006/math" xmlns:v="urn:schemas-microsoft-com:vml" xmlns:wp14="http://schemas.microsoft.com/office/word/2010/wordprocessingDrawing" xmlns:wp="http://schemas.openxmlformats.org/drawingml/2006/wordprocessingDrawing" xmlns:w10="urn:schemas-microsoft-com:office:word" xmlns:w="http://schemas.openxmlformats.org/wordprocessingml/2006/main" xmlns:w14="http://schemas.microsoft.com/office/word/2010/wordml" xmlns:w15="http://schemas.microsoft.com/office/word/2012/wordml" xmlns:w16cex="http://schemas.microsoft.com/office/word/2018/wordml/cex" xmlns:w16cid="http://schemas.microsoft.com/office/word/2016/wordml/cid" xmlns:w16="http://schemas.microsoft.com/office/word/2018/wordml" xmlns:w16sdtdh="http://schemas.microsoft.com/office/word/2020/wordml/sdtdatahash" xmlns:w16se="http://schemas.microsoft.com/office/word/2015/wordml/symex" xmlns:wpg="http://schemas.microsoft.com/office/word/2010/wordprocessingGroup" xmlns:wpi="http://schemas.microsoft.com/office/word/2010/wordprocessingInk" xmlns:wne="http://schemas.microsoft.com/office/word/2006/wordml" xmlns:wps="http://schemas.microsoft.com/office/word/2010/wordprocessingShape" mc:Ignorable="w14 w15 w16se w16cid w16 w16cex w16sdtdh wp14">
   <w:footnote w:type="separator" w:id="-1">
     <w:p>
       <w:pPr>
@@ -10892,7 +10796,7 @@
 </file>
 
 <file path=word/header1.xml><?xml version="1.0" encoding="utf-8"?>
-<w:hdr xmlns:wpc="http://schemas.microsoft.com/office/word/2010/wordprocessingCanvas" xmlns:cx="http://schemas.microsoft.com/office/drawing/2014/chartex" xmlns:cx1="http://schemas.microsoft.com/office/drawing/2015/9/8/chartex" xmlns:mc="http://schemas.openxmlformats.org/markup-compatibility/2006" xmlns:o="urn:schemas-microsoft-com:office:office" xmlns:r="http://schemas.openxmlformats.org/officeDocument/2006/relationships" xmlns:m="http://schemas.openxmlformats.org/officeDocument/2006/math" xmlns:v="urn:schemas-microsoft-com:vml" xmlns:wp14="http://schemas.microsoft.com/office/word/2010/wordprocessingDrawing" xmlns:wp="http://schemas.openxmlformats.org/drawingml/2006/wordprocessingDrawing" xmlns:w10="urn:schemas-microsoft-com:office:word" xmlns:w="http://schemas.openxmlformats.org/wordprocessingml/2006/main" xmlns:w14="http://schemas.microsoft.com/office/word/2010/wordml" xmlns:w15="http://schemas.microsoft.com/office/word/2012/wordml" xmlns:w16se="http://schemas.microsoft.com/office/word/2015/wordml/symex" xmlns:wpg="http://schemas.microsoft.com/office/word/2010/wordprocessingGroup" xmlns:wpi="http://schemas.microsoft.com/office/word/2010/wordprocessingInk" xmlns:wne="http://schemas.microsoft.com/office/word/2006/wordml" xmlns:wps="http://schemas.microsoft.com/office/word/2010/wordprocessingShape" mc:Ignorable="w14 w15 w16se wp14">
+<w:hdr xmlns:wpc="http://schemas.microsoft.com/office/word/2010/wordprocessingCanvas" xmlns:cx="http://schemas.microsoft.com/office/drawing/2014/chartex" xmlns:cx1="http://schemas.microsoft.com/office/drawing/2015/9/8/chartex" xmlns:cx2="http://schemas.microsoft.com/office/drawing/2015/10/21/chartex" xmlns:cx3="http://schemas.microsoft.com/office/drawing/2016/5/9/chartex" xmlns:cx4="http://schemas.microsoft.com/office/drawing/2016/5/10/chartex" xmlns:cx5="http://schemas.microsoft.com/office/drawing/2016/5/11/chartex" xmlns:cx6="http://schemas.microsoft.com/office/drawing/2016/5/12/chartex" xmlns:cx7="http://schemas.microsoft.com/office/drawing/2016/5/13/chartex" xmlns:cx8="http://schemas.microsoft.com/office/drawing/2016/5/14/chartex" xmlns:mc="http://schemas.openxmlformats.org/markup-compatibility/2006" xmlns:aink="http://schemas.microsoft.com/office/drawing/2016/ink" xmlns:am3d="http://schemas.microsoft.com/office/drawing/2017/model3d" xmlns:o="urn:schemas-microsoft-com:office:office" xmlns:r="http://schemas.openxmlformats.org/officeDocument/2006/relationships" xmlns:m="http://schemas.openxmlformats.org/officeDocument/2006/math" xmlns:v="urn:schemas-microsoft-com:vml" xmlns:wp14="http://schemas.microsoft.com/office/word/2010/wordprocessingDrawing" xmlns:wp="http://schemas.openxmlformats.org/drawingml/2006/wordprocessingDrawing" xmlns:w10="urn:schemas-microsoft-com:office:word" xmlns:w="http://schemas.openxmlformats.org/wordprocessingml/2006/main" xmlns:w14="http://schemas.microsoft.com/office/word/2010/wordml" xmlns:w15="http://schemas.microsoft.com/office/word/2012/wordml" xmlns:w16cex="http://schemas.microsoft.com/office/word/2018/wordml/cex" xmlns:w16cid="http://schemas.microsoft.com/office/word/2016/wordml/cid" xmlns:w16="http://schemas.microsoft.com/office/word/2018/wordml" xmlns:w16sdtdh="http://schemas.microsoft.com/office/word/2020/wordml/sdtdatahash" xmlns:w16se="http://schemas.microsoft.com/office/word/2015/wordml/symex" xmlns:wpg="http://schemas.microsoft.com/office/word/2010/wordprocessingGroup" xmlns:wpi="http://schemas.microsoft.com/office/word/2010/wordprocessingInk" xmlns:wne="http://schemas.microsoft.com/office/word/2006/wordml" xmlns:wps="http://schemas.microsoft.com/office/word/2010/wordprocessingShape" mc:Ignorable="w14 w15 w16se w16cid w16 w16cex w16sdtdh wp14">
   <w:p>
     <w:pPr>
       <w:pStyle w:val="a3"/>
@@ -10903,7 +10807,7 @@
 </file>
 
 <file path=word/header2.xml><?xml version="1.0" encoding="utf-8"?>
-<w:hdr xmlns:wpc="http://schemas.microsoft.com/office/word/2010/wordprocessingCanvas" xmlns:cx="http://schemas.microsoft.com/office/drawing/2014/chartex" xmlns:cx1="http://schemas.microsoft.com/office/drawing/2015/9/8/chartex" xmlns:mc="http://schemas.openxmlformats.org/markup-compatibility/2006" xmlns:o="urn:schemas-microsoft-com:office:office" xmlns:r="http://schemas.openxmlformats.org/officeDocument/2006/relationships" xmlns:m="http://schemas.openxmlformats.org/officeDocument/2006/math" xmlns:v="urn:schemas-microsoft-com:vml" xmlns:wp14="http://schemas.microsoft.com/office/word/2010/wordprocessingDrawing" xmlns:wp="http://schemas.openxmlformats.org/drawingml/2006/wordprocessingDrawing" xmlns:w10="urn:schemas-microsoft-com:office:word" xmlns:w="http://schemas.openxmlformats.org/wordprocessingml/2006/main" xmlns:w14="http://schemas.microsoft.com/office/word/2010/wordml" xmlns:w15="http://schemas.microsoft.com/office/word/2012/wordml" xmlns:w16se="http://schemas.microsoft.com/office/word/2015/wordml/symex" xmlns:wpg="http://schemas.microsoft.com/office/word/2010/wordprocessingGroup" xmlns:wpi="http://schemas.microsoft.com/office/word/2010/wordprocessingInk" xmlns:wne="http://schemas.microsoft.com/office/word/2006/wordml" xmlns:wps="http://schemas.microsoft.com/office/word/2010/wordprocessingShape" mc:Ignorable="w14 w15 w16se wp14">
+<w:hdr xmlns:wpc="http://schemas.microsoft.com/office/word/2010/wordprocessingCanvas" xmlns:cx="http://schemas.microsoft.com/office/drawing/2014/chartex" xmlns:cx1="http://schemas.microsoft.com/office/drawing/2015/9/8/chartex" xmlns:cx2="http://schemas.microsoft.com/office/drawing/2015/10/21/chartex" xmlns:cx3="http://schemas.microsoft.com/office/drawing/2016/5/9/chartex" xmlns:cx4="http://schemas.microsoft.com/office/drawing/2016/5/10/chartex" xmlns:cx5="http://schemas.microsoft.com/office/drawing/2016/5/11/chartex" xmlns:cx6="http://schemas.microsoft.com/office/drawing/2016/5/12/chartex" xmlns:cx7="http://schemas.microsoft.com/office/drawing/2016/5/13/chartex" xmlns:cx8="http://schemas.microsoft.com/office/drawing/2016/5/14/chartex" xmlns:mc="http://schemas.openxmlformats.org/markup-compatibility/2006" xmlns:aink="http://schemas.microsoft.com/office/drawing/2016/ink" xmlns:am3d="http://schemas.microsoft.com/office/drawing/2017/model3d" xmlns:o="urn:schemas-microsoft-com:office:office" xmlns:r="http://schemas.openxmlformats.org/officeDocument/2006/relationships" xmlns:m="http://schemas.openxmlformats.org/officeDocument/2006/math" xmlns:v="urn:schemas-microsoft-com:vml" xmlns:wp14="http://schemas.microsoft.com/office/word/2010/wordprocessingDrawing" xmlns:wp="http://schemas.openxmlformats.org/drawingml/2006/wordprocessingDrawing" xmlns:w10="urn:schemas-microsoft-com:office:word" xmlns:w="http://schemas.openxmlformats.org/wordprocessingml/2006/main" xmlns:w14="http://schemas.microsoft.com/office/word/2010/wordml" xmlns:w15="http://schemas.microsoft.com/office/word/2012/wordml" xmlns:w16cex="http://schemas.microsoft.com/office/word/2018/wordml/cex" xmlns:w16cid="http://schemas.microsoft.com/office/word/2016/wordml/cid" xmlns:w16="http://schemas.microsoft.com/office/word/2018/wordml" xmlns:w16sdtdh="http://schemas.microsoft.com/office/word/2020/wordml/sdtdatahash" xmlns:w16se="http://schemas.microsoft.com/office/word/2015/wordml/symex" xmlns:wpg="http://schemas.microsoft.com/office/word/2010/wordprocessingGroup" xmlns:wpi="http://schemas.microsoft.com/office/word/2010/wordprocessingInk" xmlns:wne="http://schemas.microsoft.com/office/word/2006/wordml" xmlns:wps="http://schemas.microsoft.com/office/word/2010/wordprocessingShape" mc:Ignorable="w14 w15 w16se w16cid w16 w16cex w16sdtdh wp14">
   <w:p>
     <w:pPr>
       <w:pStyle w:val="a3"/>
@@ -10914,7 +10818,7 @@
 </file>
 
 <file path=word/header3.xml><?xml version="1.0" encoding="utf-8"?>
-<w:hdr xmlns:wpc="http://schemas.microsoft.com/office/word/2010/wordprocessingCanvas" xmlns:cx="http://schemas.microsoft.com/office/drawing/2014/chartex" xmlns:cx1="http://schemas.microsoft.com/office/drawing/2015/9/8/chartex" xmlns:mc="http://schemas.openxmlformats.org/markup-compatibility/2006" xmlns:o="urn:schemas-microsoft-com:office:office" xmlns:r="http://schemas.openxmlformats.org/officeDocument/2006/relationships" xmlns:m="http://schemas.openxmlformats.org/officeDocument/2006/math" xmlns:v="urn:schemas-microsoft-com:vml" xmlns:wp14="http://schemas.microsoft.com/office/word/2010/wordprocessingDrawing" xmlns:wp="http://schemas.openxmlformats.org/drawingml/2006/wordprocessingDrawing" xmlns:w10="urn:schemas-microsoft-com:office:word" xmlns:w="http://schemas.openxmlformats.org/wordprocessingml/2006/main" xmlns:w14="http://schemas.microsoft.com/office/word/2010/wordml" xmlns:w15="http://schemas.microsoft.com/office/word/2012/wordml" xmlns:w16se="http://schemas.microsoft.com/office/word/2015/wordml/symex" xmlns:wpg="http://schemas.microsoft.com/office/word/2010/wordprocessingGroup" xmlns:wpi="http://schemas.microsoft.com/office/word/2010/wordprocessingInk" xmlns:wne="http://schemas.microsoft.com/office/word/2006/wordml" xmlns:wps="http://schemas.microsoft.com/office/word/2010/wordprocessingShape" mc:Ignorable="w14 w15 w16se wp14">
+<w:hdr xmlns:wpc="http://schemas.microsoft.com/office/word/2010/wordprocessingCanvas" xmlns:cx="http://schemas.microsoft.com/office/drawing/2014/chartex" xmlns:cx1="http://schemas.microsoft.com/office/drawing/2015/9/8/chartex" xmlns:cx2="http://schemas.microsoft.com/office/drawing/2015/10/21/chartex" xmlns:cx3="http://schemas.microsoft.com/office/drawing/2016/5/9/chartex" xmlns:cx4="http://schemas.microsoft.com/office/drawing/2016/5/10/chartex" xmlns:cx5="http://schemas.microsoft.com/office/drawing/2016/5/11/chartex" xmlns:cx6="http://schemas.microsoft.com/office/drawing/2016/5/12/chartex" xmlns:cx7="http://schemas.microsoft.com/office/drawing/2016/5/13/chartex" xmlns:cx8="http://schemas.microsoft.com/office/drawing/2016/5/14/chartex" xmlns:mc="http://schemas.openxmlformats.org/markup-compatibility/2006" xmlns:aink="http://schemas.microsoft.com/office/drawing/2016/ink" xmlns:am3d="http://schemas.microsoft.com/office/drawing/2017/model3d" xmlns:o="urn:schemas-microsoft-com:office:office" xmlns:r="http://schemas.openxmlformats.org/officeDocument/2006/relationships" xmlns:m="http://schemas.openxmlformats.org/officeDocument/2006/math" xmlns:v="urn:schemas-microsoft-com:vml" xmlns:wp14="http://schemas.microsoft.com/office/word/2010/wordprocessingDrawing" xmlns:wp="http://schemas.openxmlformats.org/drawingml/2006/wordprocessingDrawing" xmlns:w10="urn:schemas-microsoft-com:office:word" xmlns:w="http://schemas.openxmlformats.org/wordprocessingml/2006/main" xmlns:w14="http://schemas.microsoft.com/office/word/2010/wordml" xmlns:w15="http://schemas.microsoft.com/office/word/2012/wordml" xmlns:w16cex="http://schemas.microsoft.com/office/word/2018/wordml/cex" xmlns:w16cid="http://schemas.microsoft.com/office/word/2016/wordml/cid" xmlns:w16="http://schemas.microsoft.com/office/word/2018/wordml" xmlns:w16sdtdh="http://schemas.microsoft.com/office/word/2020/wordml/sdtdatahash" xmlns:w16se="http://schemas.microsoft.com/office/word/2015/wordml/symex" xmlns:wpg="http://schemas.microsoft.com/office/word/2010/wordprocessingGroup" xmlns:wpi="http://schemas.microsoft.com/office/word/2010/wordprocessingInk" xmlns:wne="http://schemas.microsoft.com/office/word/2006/wordml" xmlns:wps="http://schemas.microsoft.com/office/word/2010/wordprocessingShape" mc:Ignorable="w14 w15 w16se w16cid w16 w16cex w16sdtdh wp14">
   <w:p>
     <w:pPr>
       <w:pStyle w:val="a3"/>
@@ -10925,7 +10829,7 @@
 </file>
 
 <file path=word/styles.xml><?xml version="1.0" encoding="utf-8"?>
-<w:styles xmlns:mc="http://schemas.openxmlformats.org/markup-compatibility/2006" xmlns:r="http://schemas.openxmlformats.org/officeDocument/2006/relationships" xmlns:w="http://schemas.openxmlformats.org/wordprocessingml/2006/main" xmlns:w14="http://schemas.microsoft.com/office/word/2010/wordml" xmlns:w15="http://schemas.microsoft.com/office/word/2012/wordml" xmlns:w16se="http://schemas.microsoft.com/office/word/2015/wordml/symex" mc:Ignorable="w14 w15 w16se">
+<w:styles xmlns:mc="http://schemas.openxmlformats.org/markup-compatibility/2006" xmlns:r="http://schemas.openxmlformats.org/officeDocument/2006/relationships" xmlns:w="http://schemas.openxmlformats.org/wordprocessingml/2006/main" xmlns:w14="http://schemas.microsoft.com/office/word/2010/wordml" xmlns:w15="http://schemas.microsoft.com/office/word/2012/wordml" xmlns:w16cex="http://schemas.microsoft.com/office/word/2018/wordml/cex" xmlns:w16cid="http://schemas.microsoft.com/office/word/2016/wordml/cid" xmlns:w16="http://schemas.microsoft.com/office/word/2018/wordml" xmlns:w16sdtdh="http://schemas.microsoft.com/office/word/2020/wordml/sdtdatahash" xmlns:w16se="http://schemas.microsoft.com/office/word/2015/wordml/symex" mc:Ignorable="w14 w15 w16se w16cid w16 w16cex w16sdtdh">
   <w:docDefaults>
     <w:rPrDefault>
       <w:rPr>
@@ -10938,7 +10842,7 @@
     </w:rPrDefault>
     <w:pPrDefault/>
   </w:docDefaults>
-  <w:latentStyles w:defLockedState="0" w:defUIPriority="99" w:defSemiHidden="0" w:defUnhideWhenUsed="0" w:defQFormat="0" w:count="371">
+  <w:latentStyles w:defLockedState="0" w:defUIPriority="99" w:defSemiHidden="0" w:defUnhideWhenUsed="0" w:defQFormat="0" w:count="376">
     <w:lsdException w:name="Normal" w:uiPriority="0" w:qFormat="1"/>
     <w:lsdException w:name="heading 1" w:uiPriority="9" w:qFormat="1"/>
     <w:lsdException w:name="heading 2" w:semiHidden="1" w:uiPriority="9" w:unhideWhenUsed="1" w:qFormat="1"/>
@@ -11044,7 +10948,6 @@
     <w:lsdException w:name="HTML Sample" w:semiHidden="1" w:unhideWhenUsed="1"/>
     <w:lsdException w:name="HTML Typewriter" w:semiHidden="1" w:unhideWhenUsed="1"/>
     <w:lsdException w:name="HTML Variable" w:semiHidden="1" w:unhideWhenUsed="1"/>
-    <w:lsdException w:name="Normal Table" w:semiHidden="1" w:unhideWhenUsed="1"/>
     <w:lsdException w:name="annotation subject" w:semiHidden="1" w:unhideWhenUsed="1"/>
     <w:lsdException w:name="No List" w:semiHidden="1" w:unhideWhenUsed="1"/>
     <w:lsdException w:name="Outline List 1" w:semiHidden="1" w:unhideWhenUsed="1"/>
@@ -11087,11 +10990,8 @@
     <w:lsdException w:name="Table Contemporary" w:semiHidden="1" w:unhideWhenUsed="1"/>
     <w:lsdException w:name="Table Elegant" w:semiHidden="1" w:unhideWhenUsed="1"/>
     <w:lsdException w:name="Table Professional" w:semiHidden="1" w:unhideWhenUsed="1"/>
-    <w:lsdException w:name="Table Subtle 1" w:semiHidden="1" w:unhideWhenUsed="1"/>
     <w:lsdException w:name="Table Subtle 2" w:semiHidden="1" w:unhideWhenUsed="1"/>
     <w:lsdException w:name="Table Web 1" w:semiHidden="1" w:unhideWhenUsed="1"/>
-    <w:lsdException w:name="Table Web 2" w:semiHidden="1" w:unhideWhenUsed="1"/>
-    <w:lsdException w:name="Table Web 3" w:semiHidden="1" w:unhideWhenUsed="1"/>
     <w:lsdException w:name="Balloon Text" w:semiHidden="1" w:unhideWhenUsed="1"/>
     <w:lsdException w:name="Table Grid" w:uiPriority="39"/>
     <w:lsdException w:name="Table Theme" w:semiHidden="1" w:unhideWhenUsed="1"/>
@@ -11310,6 +11210,11 @@
     <w:lsdException w:name="List Table 5 Dark Accent 6" w:uiPriority="50"/>
     <w:lsdException w:name="List Table 6 Colorful Accent 6" w:uiPriority="51"/>
     <w:lsdException w:name="List Table 7 Colorful Accent 6" w:uiPriority="52"/>
+    <w:lsdException w:name="Mention" w:semiHidden="1" w:unhideWhenUsed="1"/>
+    <w:lsdException w:name="Smart Hyperlink" w:semiHidden="1" w:unhideWhenUsed="1"/>
+    <w:lsdException w:name="Hashtag" w:semiHidden="1" w:unhideWhenUsed="1"/>
+    <w:lsdException w:name="Unresolved Mention" w:semiHidden="1" w:unhideWhenUsed="1"/>
+    <w:lsdException w:name="Smart Link" w:semiHidden="1" w:unhideWhenUsed="1"/>
   </w:latentStyles>
   <w:style w:type="paragraph" w:default="1" w:styleId="a">
     <w:name w:val="Normal"/>
